--- a/docs/requisitos/hus/HU.141 - Confirmar e-mail.docx
+++ b/docs/requisitos/hus/HU.141 - Confirmar e-mail.docx
@@ -22,7 +22,7 @@
           <w:b/>
           <w:sz w:val="28"/>
         </w:rPr>
-        <w:t xml:space="preserve">HU.141 – CONFIRMAR E-MAIL</w:t>
+        <w:t>HU.141 – CONFIRMAR E-MAIL</w:t>
       </w:r>
     </w:p>
     <w:p>
@@ -181,7 +181,6 @@
             <w:pPr>
               <w:jc w:val="center"/>
             </w:pPr>
-            <w:r/>
             <w:r>
               <w:rPr>
                 <w:rFonts w:ascii="Arial" w:hAnsi="Arial"/>
@@ -200,7 +199,6 @@
             <w:pPr>
               <w:jc w:val="left"/>
             </w:pPr>
-            <w:r/>
             <w:r>
               <w:rPr>
                 <w:rFonts w:ascii="Arial" w:hAnsi="Arial"/>
@@ -218,7 +216,6 @@
             <w:pPr>
               <w:jc w:val="center"/>
             </w:pPr>
-            <w:r/>
             <w:r>
               <w:rPr>
                 <w:rFonts w:ascii="Arial" w:hAnsi="Arial"/>
@@ -237,7 +234,6 @@
             <w:pPr>
               <w:jc w:val="center"/>
             </w:pPr>
-            <w:r/>
             <w:r>
               <w:rPr>
                 <w:rFonts w:ascii="Arial" w:hAnsi="Arial"/>
@@ -258,14 +254,13 @@
             <w:pPr>
               <w:jc w:val="center"/>
             </w:pPr>
-            <w:r/>
             <w:r>
               <w:rPr>
                 <w:rFonts w:ascii="Arial" w:hAnsi="Arial"/>
                 <w:b w:val="0"/>
                 <w:sz w:val="20"/>
               </w:rPr>
-              <w:t xml:space="preserve">19/10/2026</w:t>
+              <w:t>19/10/2026</w:t>
             </w:r>
           </w:p>
         </w:tc>
@@ -277,13 +272,12 @@
             <w:pPr>
               <w:jc w:val="left"/>
             </w:pPr>
-            <w:r/>
             <w:r>
               <w:rPr>
                 <w:rFonts w:ascii="Arial" w:hAnsi="Arial"/>
                 <w:sz w:val="20"/>
               </w:rPr>
-              <w:t xml:space="preserve">Retirada das HUs sem funcionalidade no sistema, renumeração e reordenação das demais (retaguarda primeiro, portal depois)</w:t>
+              <w:t>Retirada das HUs sem funcionalidade no sistema, renumeração e reordenação das demais (retaguarda primeiro, portal depois)</w:t>
             </w:r>
           </w:p>
         </w:tc>
@@ -295,14 +289,13 @@
             <w:pPr>
               <w:jc w:val="center"/>
             </w:pPr>
-            <w:r/>
             <w:r>
               <w:rPr>
                 <w:rFonts w:ascii="Arial" w:hAnsi="Arial"/>
                 <w:b w:val="0"/>
                 <w:sz w:val="20"/>
               </w:rPr>
-              <w:t xml:space="preserve">2.2</w:t>
+              <w:t>2.2</w:t>
             </w:r>
           </w:p>
         </w:tc>
@@ -314,14 +307,86 @@
             <w:pPr>
               <w:jc w:val="center"/>
             </w:pPr>
-            <w:r/>
             <w:r>
               <w:rPr>
                 <w:rFonts w:ascii="Arial" w:hAnsi="Arial"/>
                 <w:b w:val="0"/>
                 <w:sz w:val="20"/>
               </w:rPr>
-              <w:t xml:space="preserve">Sudoeste Informática</w:t>
+              <w:t>Sudoeste Informática</w:t>
+            </w:r>
+          </w:p>
+        </w:tc>
+      </w:tr>
+      <w:tr>
+        <w:tc>
+          <w:tcPr>
+            <w:tcW w:type="dxa" w:w="2412"/>
+          </w:tcPr>
+          <w:p>
+            <w:pPr>
+              <w:jc w:val="center"/>
+            </w:pPr>
+            <w:r>
+              <w:rPr>
+                <w:rFonts w:ascii="Arial" w:hAnsi="Arial"/>
+                <w:b w:val="0"/>
+                <w:sz w:val="20"/>
+              </w:rPr>
+              <w:t>22/10/2026</w:t>
+            </w:r>
+          </w:p>
+        </w:tc>
+        <w:tc>
+          <w:tcPr>
+            <w:tcW w:type="dxa" w:w="2412"/>
+          </w:tcPr>
+          <w:p>
+            <w:pPr>
+              <w:jc w:val="left"/>
+            </w:pPr>
+            <w:r>
+              <w:rPr>
+                <w:rFonts w:ascii="Arial" w:hAnsi="Arial"/>
+                <w:sz w:val="20"/>
+              </w:rPr>
+              <w:t>Portal sem login próprio: o cidadão entra pelo Portal de Serviços da SEDUR (HU-142); a conta do cidadão nasce com o e-mail confirmado e a confirmação vale para a troca de e-mail</w:t>
+            </w:r>
+          </w:p>
+        </w:tc>
+        <w:tc>
+          <w:tcPr>
+            <w:tcW w:type="dxa" w:w="2412"/>
+          </w:tcPr>
+          <w:p>
+            <w:pPr>
+              <w:jc w:val="center"/>
+            </w:pPr>
+            <w:r>
+              <w:rPr>
+                <w:rFonts w:ascii="Arial" w:hAnsi="Arial"/>
+                <w:b w:val="0"/>
+                <w:sz w:val="20"/>
+              </w:rPr>
+              <w:t>2.3</w:t>
+            </w:r>
+          </w:p>
+        </w:tc>
+        <w:tc>
+          <w:tcPr>
+            <w:tcW w:type="dxa" w:w="2412"/>
+          </w:tcPr>
+          <w:p>
+            <w:pPr>
+              <w:jc w:val="center"/>
+            </w:pPr>
+            <w:r>
+              <w:rPr>
+                <w:rFonts w:ascii="Arial" w:hAnsi="Arial"/>
+                <w:b w:val="0"/>
+                <w:sz w:val="20"/>
+              </w:rPr>
+              <w:t>Sudoeste Informática</w:t>
             </w:r>
           </w:p>
         </w:tc>
@@ -354,7 +419,19 @@
           <w:rFonts w:ascii="Arial" w:hAnsi="Arial"/>
           <w:sz w:val="24"/>
         </w:rPr>
-        <w:t>A conta local confirma o e-mail por um link enviado por e-mail. O texto pede a confirmação do endereço no Viabiliza, informa o prazo de validade do link e orienta a ignorar a mensagem se a pessoa não criou a conta. Sem essa confirmação, as telas autenticadas do portal e a entrada no console não seguem. Trocar o e-mail no perfil desfaz a confirmação e dispara outro envio. O primeiro acesso pela rede da SEDUR já nasce com o e-mail confirmado. O primeiro acesso pelo GOV.BR também, quando o provedor declara o e-mail verificado. Não há confirmação por número digitado na tela nem por SMS. O reenvio fica na entrada do portal; o console não tem um reenvio próprio.</w:t>
+        <w:t>A confirmação do e-mail é feita por um link enviado por e-mail. O texto pede a confirmação do endereço no Viabiliza, informa o prazo de validade do link e orienta a ignorar a mensagem se a pessoa não pediu a mudança. Sem essa confirmação, a entrada no console e as telas autenticadas do portal não seguem.</w:t>
+      </w:r>
+    </w:p>
+    <w:p>
+      <w:pPr>
+        <w:jc w:val="both"/>
+      </w:pPr>
+      <w:r>
+        <w:rPr>
+          <w:rFonts w:ascii="Arial" w:hAnsi="Arial"/>
+          <w:sz w:val="24"/>
+        </w:rPr>
+        <w:t>A conta do cidadão criada no primeiro acesso pelo Portal de Serviços da SEDUR já nasce com o e-mail confirmado, e a do servidor no primeiro acesso pela rede da SEDUR também. A conta criada pela gestão já nasce confirmada. A confirmação é pedida quando a pessoa troca o e-mail no perfil, no portal ou no console. Não há confirmação por número digitado na tela nem por SMS. O reenvio fica no aviso de e-mail pendente do portal; o console não tem um reenvio próprio.</w:t>
       </w:r>
     </w:p>
     <w:p/>
@@ -482,7 +559,7 @@
           <w:b w:val="0"/>
           <w:sz w:val="24"/>
         </w:rPr>
-        <w:t>confirmar o e-mail da conta local</w:t>
+        <w:t>confirmar o e-mail quando ele muda</w:t>
       </w:r>
       <w:r>
         <w:rPr>
@@ -527,7 +604,7 @@
           <w:b w:val="0"/>
           <w:sz w:val="24"/>
         </w:rPr>
-        <w:t>usuário que acabou de se cadastrar ou trocou o e-mail</w:t>
+        <w:t>usuário que trocou o e-mail</w:t>
       </w:r>
       <w:r>
         <w:rPr>
@@ -543,7 +620,7 @@
           <w:b w:val="0"/>
           <w:sz w:val="24"/>
         </w:rPr>
-        <w:t>confirmar o endereço por um link</w:t>
+        <w:t>confirmar o novo endereço por um link</w:t>
       </w:r>
       <w:r>
         <w:rPr>
@@ -559,7 +636,7 @@
           <w:b w:val="0"/>
           <w:sz w:val="24"/>
         </w:rPr>
-        <w:t>eu possa usar o portal e entrar no console.</w:t>
+        <w:t>eu continue usando o portal e o console.</w:t>
       </w:r>
     </w:p>
     <w:p>
@@ -579,7 +656,7 @@
           <w:rFonts w:ascii="Arial" w:hAnsi="Arial"/>
           <w:sz w:val="24"/>
         </w:rPr>
-        <w:t>• Conta local com e-mail ainda não confirmado</w:t>
+        <w:t>• Conta com e-mail ainda não confirmado, depois da troca no perfil</w:t>
       </w:r>
     </w:p>
     <w:p>
@@ -632,7 +709,7 @@
           <w:rFonts w:ascii="Arial" w:hAnsi="Arial"/>
           <w:sz w:val="24"/>
         </w:rPr>
-        <w:t xml:space="preserve">• HU-140 — cadastro da conta local, ou HU-144 quando o e-mail é trocado</w:t>
+        <w:t>• HU-144 — troca do e-mail no perfil</w:t>
       </w:r>
     </w:p>
     <w:p/>
@@ -654,7 +731,7 @@
           <w:rFonts w:ascii="Arial" w:hAnsi="Arial"/>
           <w:sz w:val="24"/>
         </w:rPr>
-        <w:t xml:space="preserve">• HU-001 e HU-145 — entrada no console e uso do portal depois da confirmação e do termo</w:t>
+        <w:t>• HU-001 e HU-145 — entrada no console e uso do portal depois da confirmação e do termo</w:t>
       </w:r>
     </w:p>
     <w:p>
@@ -685,7 +762,7 @@
         <w:rPr>
           <w:sz w:val="22"/>
         </w:rPr>
-        <w:t>Aviso de confirmação depois do cadastro ou da troca de e-mail, antes do menu</w:t>
+        <w:t>Aviso de confirmação depois da troca de e-mail, antes do menu</w:t>
       </w:r>
     </w:p>
     <w:p/>
@@ -744,7 +821,7 @@
           <w:b/>
           <w:sz w:val="22"/>
         </w:rPr>
-        <w:t>Cenário 1: Cadastro fica pendente de confirmação</w:t>
+        <w:t>Cenário 1: Cidadão no primeiro acesso não confirma</w:t>
       </w:r>
     </w:p>
     <w:p>
@@ -761,7 +838,7 @@
           <w:rFonts w:ascii="Arial" w:hAnsi="Arial"/>
           <w:sz w:val="22"/>
         </w:rPr>
-        <w:t>a conta local foi criada e o e-mail ainda não foi confirmado</w:t>
+        <w:t>a conta do cidadão foi criada no primeiro acesso pelo Portal de Serviços</w:t>
       </w:r>
     </w:p>
     <w:p>
@@ -778,7 +855,7 @@
           <w:rFonts w:ascii="Arial" w:hAnsi="Arial"/>
           <w:sz w:val="22"/>
         </w:rPr>
-        <w:t>a pessoa tenta abrir uma tela autenticada do portal</w:t>
+        <w:t>ele segue para o painel</w:t>
       </w:r>
     </w:p>
     <w:p>
@@ -795,7 +872,7 @@
           <w:rFonts w:ascii="Arial" w:hAnsi="Arial"/>
           <w:sz w:val="22"/>
         </w:rPr>
-        <w:t>o sistema não deixa seguir até a confirmação do e-mail</w:t>
+        <w:t>o e-mail já está confirmado e nenhum link é enviado</w:t>
       </w:r>
     </w:p>
     <w:p/>
@@ -806,7 +883,69 @@
           <w:b/>
           <w:sz w:val="22"/>
         </w:rPr>
-        <w:t>Cenário 2: Console recusa e-mail pendente</w:t>
+        <w:t>Cenário 2: Troca de e-mail no portal fica pendente</w:t>
+      </w:r>
+    </w:p>
+    <w:p>
+      <w:r>
+        <w:rPr>
+          <w:rFonts w:ascii="Arial" w:hAnsi="Arial"/>
+          <w:b/>
+          <w:sz w:val="22"/>
+        </w:rPr>
+        <w:t xml:space="preserve">Dado que </w:t>
+      </w:r>
+      <w:r>
+        <w:rPr>
+          <w:rFonts w:ascii="Arial" w:hAnsi="Arial"/>
+          <w:sz w:val="22"/>
+        </w:rPr>
+        <w:t>o cidadão trocou o e-mail em Meus dados e ainda não confirmou o novo endereço</w:t>
+      </w:r>
+    </w:p>
+    <w:p>
+      <w:r>
+        <w:rPr>
+          <w:rFonts w:ascii="Arial" w:hAnsi="Arial"/>
+          <w:b/>
+          <w:sz w:val="22"/>
+        </w:rPr>
+        <w:t xml:space="preserve">Quando </w:t>
+      </w:r>
+      <w:r>
+        <w:rPr>
+          <w:rFonts w:ascii="Arial" w:hAnsi="Arial"/>
+          <w:sz w:val="22"/>
+        </w:rPr>
+        <w:t>tenta abrir uma tela autenticada do portal</w:t>
+      </w:r>
+    </w:p>
+    <w:p>
+      <w:r>
+        <w:rPr>
+          <w:rFonts w:ascii="Arial" w:hAnsi="Arial"/>
+          <w:b/>
+          <w:sz w:val="22"/>
+        </w:rPr>
+        <w:t xml:space="preserve">Então </w:t>
+      </w:r>
+      <w:r>
+        <w:rPr>
+          <w:rFonts w:ascii="Arial" w:hAnsi="Arial"/>
+          <w:sz w:val="22"/>
+        </w:rPr>
+        <w:t>o sistema não deixa seguir até a confirmação e oferece o reenvio do link</w:t>
+      </w:r>
+    </w:p>
+    <w:p/>
+    <w:p>
+      <w:r>
+        <w:rPr>
+          <w:rFonts w:ascii="Arial" w:hAnsi="Arial"/>
+          <w:b/>
+          <w:sz w:val="22"/>
+        </w:rPr>
+        <w:t>Cenário 3: Console recusa e-mail pendente</w:t>
       </w:r>
     </w:p>
     <w:p>
@@ -868,7 +1007,7 @@
           <w:b/>
           <w:sz w:val="22"/>
         </w:rPr>
-        <w:t>Cenário 3: Troca de e-mail pede nova confirmação</w:t>
+        <w:t>Cenário 4: Troca de e-mail pede nova confirmação</w:t>
       </w:r>
     </w:p>
     <w:p>
@@ -930,7 +1069,7 @@
           <w:b/>
           <w:sz w:val="22"/>
         </w:rPr>
-        <w:t>Cenário 4: Confirmação registrada</w:t>
+        <w:t>Cenário 5: Confirmação registrada</w:t>
       </w:r>
     </w:p>
     <w:p>
@@ -988,6 +1127,8 @@
     <w:sectPr>
       <w:headerReference w:type="default" r:id="rId9"/>
       <w:footerReference w:type="default" r:id="rId10"/>
+      <w:headerReference w:type="first" r:id="rId12"/>
+      <w:headerReference w:type="even" r:id="rId13"/>
       <w:pgSz w:w="12240" w:h="15840"/>
       <w:pgMar w:top="1728" w:right="1296" w:bottom="1296" w:left="1296" w:header="720" w:footer="720" w:gutter="0"/>
       <w:cols w:space="720"/>
@@ -1125,8 +1266,28 @@
         <w:rFonts w:ascii="Arial" w:hAnsi="Arial"/>
         <w:sz w:val="16"/>
       </w:rPr>
-      <w:t xml:space="preserve">HU.141 - CONFIRMAR E-MAIL - Versão 2.2 – 19/10/2026</w:t>
+      <w:t>HU.141 - CONFIRMAR E-MAIL - Versão 2.3 – 22/10/2026</w:t>
     </w:r>
+  </w:p>
+</w:hdr>
+</file>
+
+<file path=word/header2.xml><?xml version="1.0" encoding="utf-8"?>
+<w:hdr xmlns:m="http://schemas.openxmlformats.org/officeDocument/2006/math" xmlns:mc="http://schemas.openxmlformats.org/markup-compatibility/2006" xmlns:mo="http://schemas.microsoft.com/office/mac/office/2008/main" xmlns:mv="urn:schemas-microsoft-com:mac:vml" xmlns:o="urn:schemas-microsoft-com:office:office" xmlns:r="http://schemas.openxmlformats.org/officeDocument/2006/relationships" xmlns:v="urn:schemas-microsoft-com:vml" xmlns:w10="urn:schemas-microsoft-com:office:word" xmlns:w14="http://schemas.microsoft.com/office/word/2010/wordml" xmlns:w="http://schemas.openxmlformats.org/wordprocessingml/2006/main" xmlns:wne="http://schemas.microsoft.com/office/word/2006/wordml" xmlns:wp14="http://schemas.microsoft.com/office/word/2010/wordprocessingDrawing" xmlns:wp="http://schemas.openxmlformats.org/drawingml/2006/wordprocessingDrawing" xmlns:wpc="http://schemas.microsoft.com/office/word/2010/wordprocessingCanvas" xmlns:wpg="http://schemas.microsoft.com/office/word/2010/wordprocessingGroup" xmlns:wpi="http://schemas.microsoft.com/office/word/2010/wordprocessingInk" xmlns:wps="http://schemas.microsoft.com/office/word/2010/wordprocessingShape" mc:Ignorable="w14 wp14">
+  <w:p>
+    <w:pPr>
+      <w:pStyle w:val="Header"/>
+    </w:pPr>
+  </w:p>
+</w:hdr>
+</file>
+
+<file path=word/header3.xml><?xml version="1.0" encoding="utf-8"?>
+<w:hdr xmlns:m="http://schemas.openxmlformats.org/officeDocument/2006/math" xmlns:mc="http://schemas.openxmlformats.org/markup-compatibility/2006" xmlns:mo="http://schemas.microsoft.com/office/mac/office/2008/main" xmlns:mv="urn:schemas-microsoft-com:mac:vml" xmlns:o="urn:schemas-microsoft-com:office:office" xmlns:r="http://schemas.openxmlformats.org/officeDocument/2006/relationships" xmlns:v="urn:schemas-microsoft-com:vml" xmlns:w10="urn:schemas-microsoft-com:office:word" xmlns:w14="http://schemas.microsoft.com/office/word/2010/wordml" xmlns:w="http://schemas.openxmlformats.org/wordprocessingml/2006/main" xmlns:wne="http://schemas.microsoft.com/office/word/2006/wordml" xmlns:wp14="http://schemas.microsoft.com/office/word/2010/wordprocessingDrawing" xmlns:wp="http://schemas.openxmlformats.org/drawingml/2006/wordprocessingDrawing" xmlns:wpc="http://schemas.microsoft.com/office/word/2010/wordprocessingCanvas" xmlns:wpg="http://schemas.microsoft.com/office/word/2010/wordprocessingGroup" xmlns:wpi="http://schemas.microsoft.com/office/word/2010/wordprocessingInk" xmlns:wps="http://schemas.microsoft.com/office/word/2010/wordprocessingShape" mc:Ignorable="w14 wp14">
+  <w:p>
+    <w:pPr>
+      <w:pStyle w:val="Header"/>
+    </w:pPr>
   </w:p>
 </w:hdr>
 </file>
